--- a/Template/Payroll/8. ใบสำคัญรับเงิน.docx
+++ b/Template/Payroll/8. ใบสำคัญรับเงิน.docx
@@ -31,28 +31,45 @@
       <w:pPr>
         <w:jc w:val="right"/>
         <w:rPr>
-          <w:rFonts w:ascii="TH SarabunIT๙" w:hAnsi="TH SarabunIT๙" w:cs="TH SarabunIT๙"/>
-          <w:sz w:val="32"/>
-          <w:szCs w:val="32"/>
-        </w:rPr>
-      </w:pPr>
-      <w:r>
-        <w:rPr>
-          <w:rFonts w:ascii="TH SarabunIT๙" w:hAnsi="TH SarabunIT๙" w:cs="TH SarabunIT๙"/>
-          <w:sz w:val="32"/>
-          <w:szCs w:val="32"/>
-          <w:cs/>
-        </w:rPr>
-        <w:t xml:space="preserve">ที่ สำนักงานเขตพื้นที่การศึกษาประถมศึกษาแม่ฮ่องสอนเขต </w:t>
-      </w:r>
-      <w:r>
-        <w:rPr>
           <w:rFonts w:ascii="TH SarabunIT๙" w:hAnsi="TH SarabunIT๙" w:cs="TH SarabunIT๙" w:hint="cs"/>
           <w:sz w:val="32"/>
           <w:szCs w:val="32"/>
           <w:cs/>
         </w:rPr>
-        <w:t>2</w:t>
+      </w:pPr>
+      <w:r>
+        <w:rPr>
+          <w:rFonts w:ascii="TH SarabunIT๙" w:hAnsi="TH SarabunIT๙" w:cs="TH SarabunIT๙"/>
+          <w:sz w:val="32"/>
+          <w:szCs w:val="32"/>
+          <w:cs/>
+        </w:rPr>
+        <w:t xml:space="preserve">ที่ </w:t>
+      </w:r>
+      <w:r>
+        <w:rPr>
+          <w:rFonts w:ascii="TH SarabunIT๙" w:hAnsi="TH SarabunIT๙" w:cs="TH SarabunIT๙"/>
+          <w:sz w:val="32"/>
+          <w:szCs w:val="32"/>
+        </w:rPr>
+        <w:t>{</w:t>
+      </w:r>
+      <w:r>
+        <w:rPr>
+          <w:rFonts w:ascii="TH SarabunIT๙" w:hAnsi="TH SarabunIT๙" w:cs="TH SarabunIT๙" w:hint="cs"/>
+          <w:sz w:val="32"/>
+          <w:szCs w:val="32"/>
+          <w:cs/>
+        </w:rPr>
+        <w:t>ชื่อเขต</w:t>
+      </w:r>
+      <w:r>
+        <w:rPr>
+          <w:rFonts w:ascii="TH SarabunIT๙" w:hAnsi="TH SarabunIT๙" w:cs="TH SarabunIT๙"/>
+          <w:sz w:val="32"/>
+          <w:szCs w:val="32"/>
+        </w:rPr>
+        <w:t>}</w:t>
       </w:r>
     </w:p>
     <w:p>
@@ -463,7 +480,41 @@
           <w:szCs w:val="32"/>
           <w:cs/>
         </w:rPr>
-        <w:t>ได้รับเงินจาก สำนักงานเขตพื้นที่การศึกษาประถมศึกษาแม่ฮ่องสอนเขต ๒ กระทรวงศึกษาธิการ  ดังรายการต่อไปนี้</w:t>
+        <w:t xml:space="preserve">ได้รับเงินจาก </w:t>
+      </w:r>
+      <w:r>
+        <w:rPr>
+          <w:rFonts w:ascii="TH SarabunIT๙" w:hAnsi="TH SarabunIT๙" w:cs="TH SarabunIT๙"/>
+          <w:sz w:val="32"/>
+          <w:szCs w:val="32"/>
+        </w:rPr>
+        <w:t>{</w:t>
+      </w:r>
+      <w:r>
+        <w:rPr>
+          <w:rFonts w:ascii="TH SarabunIT๙" w:hAnsi="TH SarabunIT๙" w:cs="TH SarabunIT๙" w:hint="cs"/>
+          <w:sz w:val="32"/>
+          <w:szCs w:val="32"/>
+          <w:cs/>
+        </w:rPr>
+        <w:t>ชื่อเขต</w:t>
+      </w:r>
+      <w:r>
+        <w:rPr>
+          <w:rFonts w:ascii="TH SarabunIT๙" w:hAnsi="TH SarabunIT๙" w:cs="TH SarabunIT๙"/>
+          <w:sz w:val="32"/>
+          <w:szCs w:val="32"/>
+        </w:rPr>
+        <w:t>}</w:t>
+      </w:r>
+      <w:r>
+        <w:rPr>
+          <w:rFonts w:ascii="TH SarabunIT๙" w:hAnsi="TH SarabunIT๙" w:cs="TH SarabunIT๙"/>
+          <w:sz w:val="32"/>
+          <w:szCs w:val="32"/>
+          <w:cs/>
+        </w:rPr>
+        <w:t xml:space="preserve"> กระทรวงศึกษาธิการ  ดังรายการต่อไปนี้</w:t>
       </w:r>
     </w:p>
     <w:tbl>
@@ -1905,7 +1956,24 @@
                                 <w:szCs w:val="32"/>
                                 <w:cs/>
                               </w:rPr>
-                              <w:t>(นางเพ็ญลักษณ์ พิชคำ)</w:t>
+                              <w:t>(</w:t>
+                            </w:r>
+                            <w:r>
+                              <w:rPr>
+                                <w:rFonts w:ascii="TH SarabunIT๙" w:hAnsi="TH SarabunIT๙" w:cs="TH SarabunIT๙"/>
+                                <w:sz w:val="32"/>
+                                <w:szCs w:val="32"/>
+                              </w:rPr>
+                              <w:t>………………………………………………..</w:t>
+                            </w:r>
+                            <w:r>
+                              <w:rPr>
+                                <w:rFonts w:ascii="TH SarabunIT๙" w:hAnsi="TH SarabunIT๙" w:cs="TH SarabunIT๙" w:hint="cs"/>
+                                <w:sz w:val="32"/>
+                                <w:szCs w:val="32"/>
+                                <w:cs/>
+                              </w:rPr>
+                              <w:t>)</w:t>
                             </w:r>
                           </w:p>
                           <w:p>
@@ -1919,12 +1987,11 @@
                             </w:pPr>
                             <w:r>
                               <w:rPr>
-                                <w:rFonts w:ascii="TH SarabunIT๙" w:hAnsi="TH SarabunIT๙" w:cs="TH SarabunIT๙" w:hint="cs"/>
+                                <w:rFonts w:ascii="TH SarabunIT๙" w:hAnsi="TH SarabunIT๙" w:cs="TH SarabunIT๙"/>
                                 <w:sz w:val="32"/>
                                 <w:szCs w:val="32"/>
-                                <w:cs/>
                               </w:rPr>
-                              <w:t>ผู้อำนวยการกลุ่มบริหารงานการเงินและสินทรัพย์</w:t>
+                              <w:t>……………………………………………………………..</w:t>
                             </w:r>
                           </w:p>
                         </w:txbxContent>
@@ -1946,7 +2013,11 @@
           </mc:Choice>
           <mc:Fallback>
             <w:pict>
-              <v:shape w14:anchorId="425D434B" id="_x0000_s1027" type="#_x0000_t202" style="position:absolute;left:0;text-align:left;margin-left:200.25pt;margin-top:.75pt;width:266.25pt;height:110.6pt;z-index:251661312;visibility:visible;mso-wrap-style:square;mso-width-percent:0;mso-height-percent:200;mso-wrap-distance-left:9pt;mso-wrap-distance-top:3.6pt;mso-wrap-distance-right:9pt;mso-wrap-distance-bottom:3.6pt;mso-position-horizontal:absolute;mso-position-horizontal-relative:margin;mso-position-vertical:absolute;mso-position-vertical-relative:text;mso-width-percent:0;mso-height-percent:200;mso-width-relative:margin;mso-height-relative:margin;v-text-anchor:top" o:gfxdata="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" stroked="f">
+              <v:shapetype w14:anchorId="425D434B" id="_x0000_t202" coordsize="21600,21600" o:spt="202" path="m,l,21600r21600,l21600,xe">
+                <v:stroke joinstyle="miter"/>
+                <v:path gradientshapeok="t" o:connecttype="rect"/>
+              </v:shapetype>
+              <v:shape id="_x0000_s1027" type="#_x0000_t202" style="position:absolute;left:0;text-align:left;margin-left:200.25pt;margin-top:.75pt;width:266.25pt;height:110.6pt;z-index:251661312;visibility:visible;mso-wrap-style:square;mso-width-percent:0;mso-height-percent:200;mso-wrap-distance-left:9pt;mso-wrap-distance-top:3.6pt;mso-wrap-distance-right:9pt;mso-wrap-distance-bottom:3.6pt;mso-position-horizontal:absolute;mso-position-horizontal-relative:margin;mso-position-vertical:absolute;mso-position-vertical-relative:text;mso-width-percent:0;mso-height-percent:200;mso-width-relative:margin;mso-height-relative:margin;v-text-anchor:top" o:gfxdata="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" stroked="f">
                 <v:textbox style="mso-fit-shape-to-text:t">
                   <w:txbxContent>
                     <w:p>
@@ -1954,7 +2025,7 @@
                         <w:spacing w:after="0"/>
                         <w:jc w:val="center"/>
                         <w:rPr>
-                          <w:rFonts w:ascii="TH SarabunIT๙" w:hAnsi="TH SarabunIT๙" w:cs="TH SarabunIT๙" w:hint="cs"/>
+                          <w:rFonts w:ascii="TH SarabunIT๙" w:hAnsi="TH SarabunIT๙" w:cs="TH SarabunIT๙"/>
                           <w:sz w:val="32"/>
                           <w:szCs w:val="32"/>
                           <w:cs/>
@@ -1971,23 +2042,12 @@
                       </w:r>
                       <w:r>
                         <w:rPr>
-                          <w:rFonts w:ascii="TH SarabunIT๙" w:hAnsi="TH SarabunIT๙" w:cs="TH SarabunIT๙" w:hint="cs"/>
-                          <w:sz w:val="32"/>
-                          <w:szCs w:val="32"/>
-                          <w:cs/>
-                        </w:rPr>
-                        <w:t>นางเพ็ญลักษณ์ พิชคำ)</w:t>
-                      </w:r>
-                    </w:p>
-                    <w:p>
-                      <w:pPr>
-                        <w:jc w:val="center"/>
-                        <w:rPr>
-                          <w:rFonts w:ascii="TH SarabunIT๙" w:hAnsi="TH SarabunIT๙" w:cs="TH SarabunIT๙" w:hint="cs"/>
+                          <w:rFonts w:ascii="TH SarabunIT๙" w:hAnsi="TH SarabunIT๙" w:cs="TH SarabunIT๙"/>
                           <w:sz w:val="32"/>
                           <w:szCs w:val="32"/>
                         </w:rPr>
-                      </w:pPr>
+                        <w:t>………………………………………………..</w:t>
+                      </w:r>
                       <w:r>
                         <w:rPr>
                           <w:rFonts w:ascii="TH SarabunIT๙" w:hAnsi="TH SarabunIT๙" w:cs="TH SarabunIT๙" w:hint="cs"/>
@@ -1995,7 +2055,25 @@
                           <w:szCs w:val="32"/>
                           <w:cs/>
                         </w:rPr>
-                        <w:t>ผู้อำนวยการกลุ่มบริหารงานการเงินและสินทรัพย์</w:t>
+                        <w:t>)</w:t>
+                      </w:r>
+                    </w:p>
+                    <w:p>
+                      <w:pPr>
+                        <w:jc w:val="center"/>
+                        <w:rPr>
+                          <w:rFonts w:ascii="TH SarabunIT๙" w:hAnsi="TH SarabunIT๙" w:cs="TH SarabunIT๙"/>
+                          <w:sz w:val="32"/>
+                          <w:szCs w:val="32"/>
+                        </w:rPr>
+                      </w:pPr>
+                      <w:r>
+                        <w:rPr>
+                          <w:rFonts w:ascii="TH SarabunIT๙" w:hAnsi="TH SarabunIT๙" w:cs="TH SarabunIT๙"/>
+                          <w:sz w:val="32"/>
+                          <w:szCs w:val="32"/>
+                        </w:rPr>
+                        <w:t>……………………………………………………………..</w:t>
                       </w:r>
                     </w:p>
                   </w:txbxContent>
